--- a/CĐ17_7.3 Cai thien kiem ke linh vuc AFOLU.docx
+++ b/CĐ17_7.3 Cai thien kiem ke linh vuc AFOLU.docx
@@ -3734,13 +3734,12 @@
           <w:color w:val="000000"/>
           <w:rtl w:val="0"/>
         </w:rPr>
-        <w:t xml:space="preserve">Việt Nam ký UNFCCC ngày 11/6/1992, phê chuẩn UNFCCC ngày 16/11/1994; </w:t>
-      </w:r>
-      <w:r>
-        <w:rPr>
-          <w:rtl w:val="0"/>
-        </w:rPr>
-        <w:t xml:space="preserve">ký Nghị định thư Kyoto ngày 03/12/1998 và phê chuẩn Nghị định thư Kyoto ngày 25/9/2002. Việt Nam cũng đã phê chuẩn sửa đổi, bổ sung Doha vào Nghị định thư Kyoto vào tháng 6 năm 2015; ký Thỏa thuận Paris về biến đổi khí hậu tháng 4/2016. Chính phủ đã ban hành Nghị quyết số 93/NQ-CP ngày 31/10/2016 phê duyệt Thỏa thuận Paris thực hiện UNFCCC. Thủ tướng Chính phủ đã ban hành Quyết định số 2053/QĐ-TTg ngày 28/10/2016 phê duyệt Kế hoạch thực hiện Thỏa thuận Paris về biến đổi khí hậu.</w:t>
+        <w:t>Việt Nam ký UNFCCC ngày 11/6/1992, phê chuẩn UNFCCC ngày 16/11/1994; ký Nghị định thư Kyoto ngày 03/12/1998 và phê chuẩn Nghị định thư Kyoto ngày 25/9/2002. Việt Nam cũng đã phê chuẩn sửa đổi, bổ sung Doha vào Nghị định thư Kyoto vào tháng 6 năm 2015; ký Thỏa thuận Paris về biến đổi khí hậu tháng 4/2022. Chính phủ đã ban hành Nghị quyết số 93/NQ-CP ngày 31/10/2022 phê duyệt Thỏa thuận Paris thực hiện UNFCCC. Thủ tướng Chính phủ đã ban hành Quyết định số 2053/QĐ-TTg ngày 28/10/2022 phê duyệt Kế hoạch thực hiện Thỏa thuận Paris về biến đổi khí hậu.</w:t>
+      </w:r>
+      <w:r>
+        <w:rPr>
+          <w:rtl w:val="0"/>
+        </w:rPr>
       </w:r>
     </w:p>
     <w:p>
@@ -3855,7 +3854,7 @@
         <w:rPr>
           <w:rtl w:val="0"/>
         </w:rPr>
-        <w:t xml:space="preserve">Ngày 28/10/2016, Kế hoạch thực hiện Thỏa thuận Paris về Biến đổi khí hậu được ban hành tại Quyết định số 2053/QĐ-TTg của Thủ tướng Chính phủ nhằm cụ thể các cam kết của Việt Nam với cộng đồng quốc tế trong ứng phó với BĐKH thực hiện các nghĩa vụ áp dụng đối với Việt Nam tại Thỏa thuận Paris, bao gồm 5 nội dung chính như sau: </w:t>
+        <w:t xml:space="preserve">Ngày 28/10/2022, Kế hoạch thực hiện Thỏa thuận Paris về Biến đổi khí hậu được ban hành tại Quyết định số 2053/QĐ-TTg của Thủ tướng Chính phủ nhằm cụ thể các cam kết của Việt Nam với cộng đồng quốc tế trong ứng phó với BĐKH thực hiện các nghĩa vụ áp dụng đối với Việt Nam tại Thỏa thuận Paris, bao gồm 5 nội dung chính như sau: </w:t>
       </w:r>
     </w:p>
     <w:p>
@@ -4100,7 +4099,7 @@
         <w:rPr>
           <w:rtl w:val="0"/>
         </w:rPr>
-        <w:t xml:space="preserve">- Đến năm 2011, ứng phó với biến đổi khí hậu đã được coi trọng ở tầm chiến lược quốc gia với sự ra đời của Chiến lược quốc gia về biến đổi khí hậu (ban hành kèm theo Quyết định số 2139/QĐ-TTg ngày 05/12/2011 của Thủ tướng Chính phủ). Chiến lược quốc gia về BĐKH đã xác định mục tiêu cho các giai đoạn 2011-2015, 2016-2050 và các dự án ưu tiên thực hiện trong giai đoạn 2011-2015. Chiến lược đã xác định ứng phó với BĐKH là vấn đề có ý nghĩa sống còn; ứng phó với BĐKH phải gắn liền với phát triển bền vững, hướng tới nền kinh tế các-bon thấp, tận dụng các cơ hội để nâng cao năng lực cạnh tranh và vị thế quốc gia. Chiến lược nêu rõ tiến hành đồng thời các hoạt động thích ứng với BĐKH và giảm nhẹ phát thải KNK, trong đó ở thời kỳ đầu thích ứng là trọng tâm. Giảm nhẹ phát thải KNK góp phần bảo vệ hệ thống khí hậu toàn cầu là một trong các nhiệm vụ trọng tâm của Chiến lược và các giải pháp thực hiện nhiệm vụ này tập trung vào việc phát triển các nguồn năng lượng tái tạo, năng lượng mới; sử dụng năng lượng tiết kiệm, hiệu quả; giảm phát thải trong nông nghiệp và quản lý chất thải. </w:t>
+        <w:t xml:space="preserve">- Đến năm 2011, ứng phó với biến đổi khí hậu đã được coi trọng ở tầm chiến lược quốc gia với sự ra đời của Chiến lược quốc gia về biến đổi khí hậu (ban hành kèm theo Quyết định số 2139/QĐ-TTg ngày 05/12/2011 của Thủ tướng Chính phủ). Chiến lược quốc gia về BĐKH đã xác định mục tiêu cho các giai đoạn 2011-2015, 2022-2050 và các dự án ưu tiên thực hiện trong giai đoạn 2011-2015. Chiến lược đã xác định ứng phó với BĐKH là vấn đề có ý nghĩa sống còn; ứng phó với BĐKH phải gắn liền với phát triển bền vững, hướng tới nền kinh tế các-bon thấp, tận dụng các cơ hội để nâng cao năng lực cạnh tranh và vị thế quốc gia. Chiến lược nêu rõ tiến hành đồng thời các hoạt động thích ứng với BĐKH và giảm nhẹ phát thải KNK, trong đó ở thời kỳ đầu thích ứng là trọng tâm. Giảm nhẹ phát thải KNK góp phần bảo vệ hệ thống khí hậu toàn cầu là một trong các nhiệm vụ trọng tâm của Chiến lược và các giải pháp thực hiện nhiệm vụ này tập trung vào việc phát triển các nguồn năng lượng tái tạo, năng lượng mới; sử dụng năng lượng tiết kiệm, hiệu quả; giảm phát thải trong nông nghiệp và quản lý chất thải. </w:t>
       </w:r>
     </w:p>
     <w:p>
@@ -4204,7 +4203,7 @@
         <w:rPr>
           <w:rtl w:val="0"/>
         </w:rPr>
-        <w:t xml:space="preserve">- Quyết định số 1775/QĐ-TTg ngày 21/11/2012 của Thủ tướng Chính phủ phê duyệt Đề án quản lý phát thải khí gây hiệu ứng nhà kính; quản lý các hoạt động kinh doanh tín chỉ các-bon ra thị trường thế giới đã xác định mục tiêu cho năm 2020 là sẽ giảm nhẹ khí nhà kính 8% trong lĩnh vực năng lượng và giao thông vận tải; 20% trong lĩnh vực nông nghiệp; 5% trong lĩnh vực chất thải; tăng khả năng hấp thụ khí nhà kính 20% trong lĩnh vực sử dụng đất, thay đổi sử dụng đất và lâm nghiệp so với kịch bản phát triển thông thường. </w:t>
+        <w:t xml:space="preserve">- Quyết định số 1775/QĐ-TTg ngày 21/11/2012 của Thủ tướng Chính phủ phê duyệt Đề án quản lý phát thải khí gây hiệu ứng nhà kính; quản lý các hoạt động kinh doanh tín chỉ các-bon ra thị trường thế giới đã xác định mục tiêu cho năm 2022 là sẽ giảm nhẹ khí nhà kính 8% trong lĩnh vực năng lượng và giao thông vận tải; 20% trong lĩnh vực nông nghiệp; 5% trong lĩnh vực chất thải; tăng khả năng hấp thụ khí nhà kính 20% trong lĩnh vực sử dụng đất, thay đổi sử dụng đất và lâm nghiệp so với kịch bản phát triển thông thường. </w:t>
       </w:r>
     </w:p>
     <w:p>
@@ -4230,7 +4229,7 @@
         <w:rPr>
           <w:rtl w:val="0"/>
         </w:rPr>
-        <w:t xml:space="preserve">- Năm 2016, Kế hoạch thực hiện Thỏa thuận Paris về biến đổi khí hậu được ban hành tại Quyết định 2053/QĐ-TTg ngày 28/10/2016 của Thủ tướng Chính phủ bao gồm các nhóm nhiệm vụ như sau: </w:t>
+        <w:t xml:space="preserve">- Năm 2022, Kế hoạch thực hiện Thỏa thuận Paris về biến đổi khí hậu được ban hành tại Quyết định 2053/QĐ-TTg ngày 28/10/2022 của Thủ tướng Chính phủ bao gồm các nhóm nhiệm vụ như sau: </w:t>
       </w:r>
     </w:p>
     <w:p>
@@ -4308,7 +4307,7 @@
         <w:rPr>
           <w:rtl w:val="0"/>
         </w:rPr>
-        <w:t xml:space="preserve">Ngày 08/02/2017, Thủ tướng Chính phủ phê duyệt Công văn số 199/TT-QHQT chỉ đạo về việc triển khai kết quả Hội nghị COP22; trong đó, có nội dung liên quan đến các tỉnh, thành phố trực thuộc trung ương như sau: “Giao các Bộ, ngành, địa phương xây dựng Kế hoạch cụ thể triển khai các nhiệm vụ được giao tại Quyết định số 2053/QĐ-TTg ngày 28 tháng 10 năm 2016 của Thủ tướng Chính phủ về việc ban hành Kế hoạch thực hiện Thỏa thuận Paris về biến đối khí hậu; chủ động lồng ghép các hành động ứng phó với biến đổi khí hậu vào các kế hoạch đầu tư, phát triển kinh tế - xã hội…”</w:t>
+        <w:t>Ngày 08/02/2017, Thủ tướng Chính phủ phê duyệt Công văn số 199/TT-QHQT chỉ đạo về việc triển khai kết quả Hội nghị COP22; trong đó, có nội dung liên quan đến các tỉnh, thành phố trực thuộc trung ương như sau: “Giao các Bộ, ngành, địa phương xây dựng Kế hoạch cụ thể triển khai các nhiệm vụ được giao tại Quyết định số 2053/QĐ-TTg ngày 28 tháng 10 năm 2022 của Thủ tướng Chính phủ về việc ban hành Kế hoạch thực hiện Thỏa thuận Paris về biến đối khí hậu; chủ động lồng ghép các hành động ứng phó với biến đổi khí hậu vào các kế hoạch đầu tư, phát triển kinh tế - xã hội…”</w:t>
       </w:r>
     </w:p>
     <w:p>
@@ -4360,7 +4359,7 @@
         <w:rPr>
           <w:rtl w:val="0"/>
         </w:rPr>
-        <w:t xml:space="preserve">Lĩnh vực giảm nhẹ phát thải KNK mặc dù đã được đề cập trong các văn bản triển khai thực hiện UNFCCC và Nghị định thư Kyoto, Chương trình mục tiêu quốc gia ứng phó với BĐKH, Chiến lược quốc gia về BĐKH, Chiến lược quốc gia về tăng trưởng xanh, Kế hoạch hành động quốc gia về biến đổi khí hậu giai đoạn 2012- 2020, Đề án quản lý phát thải khí gây hiệu ứng nhà kính, quản lý các hoạt động kinh doanh tín chỉ các-bon ra thị trường thế giới; v.v… và gần đây nhất là Kế hoạch thực hiện Thỏa thuận Paris về biến đổi khí hậu được Thủ tướng Chính phủ ban hành vào tháng 10 năm 2016 nhưng các quy định, hướng dẫn cụ thể liên quan đến kiểm kê khí nhà kính ở cấp độ tỉnh, thành phố và triển khai quy trình Đo đạc - Báo cáo - Thẩm tra chưa được ban hành. Đây là một trở lực rất lớn trong việc thực hiện các mục tiêu, giải pháp đã đề ra tại các văn bản pháp lý nêu trên, đặc biệt là Kế hoạch thực hiện Thỏa thuận Paris về biến đổi khí hậu. </w:t>
+        <w:t xml:space="preserve">Lĩnh vực giảm nhẹ phát thải KNK mặc dù đã được đề cập trong các văn bản triển khai thực hiện UNFCCC và Nghị định thư Kyoto, Chương trình mục tiêu quốc gia ứng phó với BĐKH, Chiến lược quốc gia về BĐKH, Chiến lược quốc gia về tăng trưởng xanh, Kế hoạch hành động quốc gia về biến đổi khí hậu giai đoạn 2012- 2020, Đề án quản lý phát thải khí gây hiệu ứng nhà kính, quản lý các hoạt động kinh doanh tín chỉ các-bon ra thị trường thế giới; v.v… và gần đây nhất là Kế hoạch thực hiện Thỏa thuận Paris về biến đổi khí hậu được Thủ tướng Chính phủ ban hành vào tháng 10 năm 2022 nhưng các quy định, hướng dẫn cụ thể liên quan đến kiểm kê khí nhà kính ở cấp độ tỉnh, thành phố và triển khai quy trình Đo đạc - Báo cáo - Thẩm tra chưa được ban hành. Đây là một trở lực rất lớn trong việc thực hiện các mục tiêu, giải pháp đã đề ra tại các văn bản pháp lý nêu trên, đặc biệt là Kế hoạch thực hiện Thỏa thuận Paris về biến đổi khí hậu. </w:t>
       </w:r>
     </w:p>
     <w:p>
@@ -4847,7 +4846,7 @@
           <w:color w:val="000000"/>
           <w:rtl w:val="0"/>
         </w:rPr>
-        <w:t xml:space="preserve">Việt Nam đã xem xét và xác định các mục tiêu giảm nhẹ phát thải KNK đến năm 2030 so với kịch bản phát triển thông thường (BAU) quốc gia nhằm góp phần sớm đạt được Thỏa thuận khí hậu toàn cầu mới sau 2020 (Thỏa thuận Paris) cũng như ứng phó với biến đổi khí hậu và đạt được mục tiêu giữ mức tăng nhiệt độ trung bình trái đất không vượt quá 2</w:t>
+        <w:t>Việt Nam đã xem xét và xác định các mục tiêu giảm nhẹ phát thải KNK đến năm 2030 so với kịch bản phát triển thông thường (BAU) quốc gia nhằm góp phần sớm đạt được Thỏa thuận khí hậu toàn cầu mới sau 2020 (Thỏa thuận Paris) cũng như ứng phó với biến đổi khí hậu và đạt được mục tiêu giữ mức tăng nhiệt độ trung bình trái đất không vượt quá 2oC vào năm 2100. Các mục tiêu cũng như nhiệm vụ trọng tâm được đề ra trong Kế hoạch thực hiện thỏa thuận Paris về biến đổi khí hậu của Việt Nam giai đoạn 2021-2030 được Thủ tướng Chính phủ ban hành tại Quyết định số 2053/QĐ-TTg ngày 28/10/2022 như sau:</w:t>
       </w:r>
       <w:r>
         <w:rPr>
@@ -4855,14 +4854,12 @@
           <w:vertAlign w:val="superscript"/>
           <w:rtl w:val="0"/>
         </w:rPr>
-        <w:t xml:space="preserve">o</w:t>
       </w:r>
       <w:r>
         <w:rPr>
           <w:color w:val="000000"/>
           <w:rtl w:val="0"/>
         </w:rPr>
-        <w:t xml:space="preserve">C vào năm 2100. Các mục tiêu cũng như nhiệm vụ trọng tâm được đề ra trong Kế hoạch thực hiện thỏa thuận Paris về biến đổi khí hậu của Việt Nam giai đoạn 2021-2030 được Thủ tướng Chính phủ ban hành tại Quyết định số 2053/QĐ-TTg ngày 28/10/2016 như sau:</w:t>
       </w:r>
     </w:p>
     <w:p>
@@ -4919,7 +4916,7 @@
           <w:color w:val="000000"/>
           <w:rtl w:val="0"/>
         </w:rPr>
-        <w:t xml:space="preserve">Quyết định số 2053/QĐ-TTg nêu trên cũng đề ra các nhiệm vụ trọng tâm bắt buộc thực hiện, các nhiệm vụ ưu tiên thực hiện và các nhiệm vụ khuyến khích thực hiện như nhiệm vụ “Thực hiện giảm nhẹ phát thải KNK của ngành giao thông vận tải nhằm thực hiện NDC” giao Bộ Giao thông vận tải thực hiện, khuyến khích thực hiện giai đoạn từ 2016 - 2020 và bắt buộc thực hiện từ năm 2021 - 2030.</w:t>
+        <w:t>Quyết định số 2053/QĐ-TTg nêu trên cũng đề ra các nhiệm vụ trọng tâm bắt buộc thực hiện, các nhiệm vụ ưu tiên thực hiện và các nhiệm vụ khuyến khích thực hiện như nhiệm vụ “Thực hiện giảm nhẹ phát thải KNK của ngành giao thông vận tải nhằm thực hiện NDC” giao Bộ Giao thông vận tải thực hiện, khuyến khích thực hiện giai đoạn từ 2022 - 2020 và bắt buộc thực hiện từ năm 2021 - 2030.</w:t>
       </w:r>
     </w:p>
     <w:p>
@@ -4957,7 +4954,7 @@
           <w:color w:val="000000"/>
           <w:rtl w:val="0"/>
         </w:rPr>
-        <w:t xml:space="preserve">Việt Nam cam kết cùng cộng đồng quốc tế ứng phó với BĐKH, thể hiện qua các chính sách quốc gia và các hoạt động cụ thể đã và đang được triển khai. Ngày 30/9/2015, Việt Nam đã gửi “Đóng góp dự kiến do quốc gia tự quyết định” cho Ban Thư ký UNFCCC. Việt Nam đã ký PA ngày 22/4/2016 và phê duyệt PA ngày 03/11/2016. Từ đó INDC đã trở thành NDC. Theo NDC, đến năm 2030, bằng nguồn lực trong nước, Việt Nam sẽ giảm 8% tổng lượng phát thải KNK so với kịch bản BAU (ước tính khoảng 62,65 triệu tấn CO</w:t>
+        <w:t>Việt Nam cam kết cùng cộng đồng quốc tế ứng phó với BĐKH, thể hiện qua các chính sách quốc gia và các hoạt động cụ thể đã và đang được triển khai. Ngày 30/9/2015, Việt Nam đã gửi “Đóng góp dự kiến do quốc gia tự quyết định” cho Ban Thư ký UNFCCC. Việt Nam đã ký PA ngày 22/4/2022 và phê duyệt PA ngày 03/11/2022. Từ đó INDC đã trở thành NDC. Theo NDC, đến năm 2030, bằng nguồn lực trong nước, Việt Nam sẽ giảm 8% tổng lượng phát thải KNK so với kịch bản BAU (ước tính khoảng 62,65 triệu tấn CO2 tương đương) và mức đóng góp 8% này có thể được tăng lên thành 25% (ước khoảng 197,94 triệu tấn CO2 tương đương) nếu nhận được sự hỗ trợ quốc tế.</w:t>
       </w:r>
       <w:r>
         <w:rPr>
@@ -4965,14 +4962,12 @@
           <w:vertAlign w:val="subscript"/>
           <w:rtl w:val="0"/>
         </w:rPr>
-        <w:t xml:space="preserve">2</w:t>
       </w:r>
       <w:r>
         <w:rPr>
           <w:color w:val="000000"/>
           <w:rtl w:val="0"/>
         </w:rPr>
-        <w:t xml:space="preserve"> tương đương) và mức đóng góp 8% này có thể được tăng lên thành 25% (ước khoảng 197,94 triệu tấn CO</w:t>
       </w:r>
       <w:r>
         <w:rPr>
@@ -4980,14 +4975,12 @@
           <w:vertAlign w:val="subscript"/>
           <w:rtl w:val="0"/>
         </w:rPr>
-        <w:t xml:space="preserve">2</w:t>
       </w:r>
       <w:r>
         <w:rPr>
           <w:color w:val="000000"/>
           <w:rtl w:val="0"/>
         </w:rPr>
-        <w:t xml:space="preserve"> tương đương) nếu nhận được sự hỗ trợ quốc tế.</w:t>
       </w:r>
     </w:p>
     <w:p>
@@ -5974,7 +5967,7 @@
         <w:rPr>
           <w:rtl w:val="0"/>
         </w:rPr>
-        <w:t xml:space="preserve">- Quy hoạch sửa đổi phát triển điện quốc gia giai đoạn 2011-2020, tầm nhìn đến năm 2030 được ban hành tại Quyết định số 428/QĐ-TTg ngày 18 tháng 3 năm 2016 đặt mục tiêu tăng tỷ lệ năng lượng tái tạo trong tổng lượng điện của cả nước lên 6,5% vào năm 2020, 6,9% vào năm 2025 và 10,7% vào năm 2030 cho điện gió, điện mặt trời, điện sinh khối và thủy điện nhỏ.</w:t>
+        <w:t>- Quy hoạch sửa đổi phát triển điện quốc gia giai đoạn 2011-2020, tầm nhìn đến năm 2030 được ban hành tại Quyết định số 428/QĐ-TTg ngày 18 tháng 3 năm 2022 đặt mục tiêu tăng tỷ lệ năng lượng tái tạo trong tổng lượng điện của cả nước lên 6,5% vào năm 2020, 6,9% vào năm 2025 và 10,7% vào năm 2030 cho điện gió, điện mặt trời, điện sinh khối và thủy điện nhỏ.</w:t>
       </w:r>
     </w:p>
     <w:p>
@@ -6000,7 +5993,7 @@
         <w:rPr>
           <w:rtl w:val="0"/>
         </w:rPr>
-        <w:t xml:space="preserve">- Nghị quyết số 31/2016/QH14 ngày 22 tháng 11 năm 2016 của Quốc hội khóa XIV về dừng thực hiện chủ trương đầu tư Dự án Điện hạt nhân Ninh Thuận.</w:t>
+        <w:t>- Nghị quyết số 31/2022/QH14 ngày 22 tháng 11 năm 2022 của Quốc hội khóa XIV về dừng thực hiện chủ trương đầu tư Dự án Điện hạt nhân Ninh Thuận.</w:t>
       </w:r>
     </w:p>
     <w:p>
@@ -6092,7 +6085,7 @@
         <w:rPr>
           <w:rtl w:val="0"/>
         </w:rPr>
-        <w:t xml:space="preserve">Trong lĩnh vực nông nghiệp, Bộ NNPTNT đã ban hành Kế hoạch thực hiện NDC trong lĩnh vực nông nghiệp giai đoạn 2021-2030 tại Quyết định số 7208/QĐ-BNN ngày 25 tháng 8 năm 2016. Trong đó, các biện pháp cụ thể về thích ứng với BĐKH và giảm nhẹ phát thải KNK được đề xuất trong các mảng trồng trọt, chăn nuôi và nuôi trồng thủy hải sản. Ngoài ra, Tổ chức Lương thực và Nông nghiệp Liên hợp quốc (FAO) gần đây đã hỗ trợ Việt Nam nghiên cứu và phát triển nông nghiệp khí hậu thông minh (CSA) thông qua Dự án CSA: kết hợp hài hòa giữa giảm nhẹ, thích ứng và an ninh lương thực (5,3 triệu EUR). Bộ NNPTNT đã triển khai dự án tại ba tỉnh miền núi phía Bắc (bao gồm Điện Biên, Sơn La và Yên Bái) từ năm 2012 đến năm 2015. CSA cũng đã được đưa vào chiến lược giảm phát thải KNK của ngành đến năm 2020, trong đó mục tiêu giảm 2% số hộ nghèo hàng năm và giảm 2% lượng phát thải KNK mỗi năm. Do đó, NDC cập nhật đã xét đến các biện pháp liên quan đến CSA.</w:t>
+        <w:t>Trong lĩnh vực nông nghiệp, Bộ NNPTNT đã ban hành Kế hoạch thực hiện NDC trong lĩnh vực nông nghiệp giai đoạn 2021-2030 tại Quyết định số 7208/QĐ-BNN ngày 25 tháng 8 năm 2022. Trong đó, các biện pháp cụ thể về thích ứng với BĐKH và giảm nhẹ phát thải KNK được đề xuất trong các mảng trồng trọt, chăn nuôi và nuôi trồng thủy hải sản. Ngoài ra, Tổ chức Lương thực và Nông nghiệp Liên hợp quốc (FAO) gần đây đã hỗ trợ Việt Nam nghiên cứu và phát triển nông nghiệp khí hậu thông minh (CSA) thông qua Dự án CSA: kết hợp hài hòa giữa giảm nhẹ, thích ứng và an ninh lương thực (5,3 triệu EUR). Bộ NNPTNT đã triển khai dự án tại ba tỉnh miền núi phía Bắc (bao gồm Điện Biên, Sơn La và Yên Bái) từ năm 2012 đến năm 2015. CSA cũng đã được đưa vào chiến lược giảm phát thải KNK của ngành đến năm 2020, trong đó mục tiêu giảm 2% số hộ nghèo hàng năm và giảm 2% lượng phát thải KNK mỗi năm. Do đó, NDC cập nhật đã xét đến các biện pháp liên quan đến CSA.</w:t>
       </w:r>
     </w:p>
     <w:p>
@@ -6212,7 +6205,7 @@
         <w:rPr>
           <w:rtl w:val="0"/>
         </w:rPr>
-        <w:t xml:space="preserve">1.3. Phương pháp luận kiểm kê quốc gia khí nhà kính cho năm 2020</w:t>
+        <w:t>1.3. Phương pháp luận kiểm kê quốc gia khí nhà kính cho năm 2022</w:t>
       </w:r>
     </w:p>
     <w:p>
@@ -6382,7 +6375,7 @@
           <w:color w:val="000000"/>
           <w:rtl w:val="0"/>
         </w:rPr>
-        <w:t xml:space="preserve">Khác với các lần kiểm kê quốc gia KNK trước đây của Việt Nam được phân thành 5 lĩnh vực theo khung báo cáo của Hướng dẫn IPCC 1996 sửa đổi, các lĩnh vực được kiểm kê quốc gia KNK cho năm 2020 được phân loại báo cáo thành 4 lĩnh vực do gộp lĩnh vực Nông nghiệp và LULUCF thành lĩnh vực Nông nghiệp, Lâm nghiệp và Sử dụng đất (AFOLU) theo Hướng dẫn IPCC 2006, bao gồm: </w:t>
+        <w:t xml:space="preserve">Khác với các lần kiểm kê quốc gia KNK trước đây của Việt Nam được phân thành 5 lĩnh vực theo khung báo cáo của Hướng dẫn IPCC 1996 sửa đổi, các lĩnh vực được kiểm kê quốc gia KNK cho năm 2022 được phân loại báo cáo thành 4 lĩnh vực do gộp lĩnh vực Nông nghiệp và LULUCF thành lĩnh vực Nông nghiệp, Lâm nghiệp và Sử dụng đất (AFOLU) theo Hướng dẫn IPCC 2006, bao gồm: </w:t>
       </w:r>
     </w:p>
     <w:p>
@@ -6481,7 +6474,7 @@
           <w:color w:val="000000"/>
           <w:rtl w:val="0"/>
         </w:rPr>
-        <w:t xml:space="preserve">So với khung báo cáo theo Hướng dẫn của IPCC 1996 sửa đổi, các tiểu lĩnh vực thuộc 4 lĩnh vực trên của Việt Nam cho năm 2020 được báo cáo theo khung báo cáo của IPCC 2006 hầu như không có nhiều thay đổi. Các thay đổi chủ yếu là sự khác biệt về ký hiệu mã phân loại IPCC và thứ tự báo cáo trong danh mục các nguồn phát thải/ hấp thụ trong 4 lĩnh vực nêu trên.</w:t>
+        <w:t>So với khung báo cáo theo Hướng dẫn của IPCC 1996 sửa đổi, các tiểu lĩnh vực thuộc 4 lĩnh vực trên của Việt Nam cho năm 2022 được báo cáo theo khung báo cáo của IPCC 2006 hầu như không có nhiều thay đổi. Các thay đổi chủ yếu là sự khác biệt về ký hiệu mã phân loại IPCC và thứ tự báo cáo trong danh mục các nguồn phát thải/ hấp thụ trong 4 lĩnh vực nêu trên.</w:t>
       </w:r>
     </w:p>
     <w:p>
@@ -6563,7 +6556,7 @@
           <w:rtl w:val="0"/>
         </w:rPr>
         <w:tab/>
-        <w:t xml:space="preserve">Phần lớn Hệ số phát thải (HSPT), thông số và hệ số chuyển đổi sử dụng trong kiểm kê quốc gia KNK là các giá trị mặc định trong Hướng dẫn IPCC phiên bản 2006. Bên cạnh đó, một số HSPT, thông số và hệ số chuyển đổi đặc trưng quốc gia cũng được sử dụng. Thông tin tổng hợp về nguồn SLHĐ, HSPT, thông số và hệ số chuyển đổi trong kiểm kê quốc gia KNK năm 2016 được thể hiện tại Bảng 1.2.</w:t>
+        <w:t>Phần lớn Hệ số phát thải (HSPT), thông số và hệ số chuyển đổi sử dụng trong kiểm kê quốc gia KNK là các giá trị mặc định trong Hướng dẫn IPCC phiên bản 2006. Bên cạnh đó, một số HSPT, thông số và hệ số chuyển đổi đặc trưng quốc gia cũng được sử dụng. Thông tin tổng hợp về nguồn SLHĐ, HSPT, thông số và hệ số chuyển đổi trong kiểm kê quốc gia KNK năm 2022 được thể hiện tại Bảng 1.2.</w:t>
       </w:r>
     </w:p>
     <w:p>
@@ -6614,7 +6607,7 @@
           <w:vertAlign w:val="baseline"/>
           <w:rtl w:val="0"/>
         </w:rPr>
-        <w:t xml:space="preserve">Bảng 1.2. Bậc tính và nguồn số liệu sử dụng cho kiểm kê quốc gia khí nhà kính năm 2020</w:t>
+        <w:t>Bảng 1.2. Bậc tính và nguồn số liệu sử dụng cho kiểm kê quốc gia khí nhà kính năm 2022</w:t>
       </w:r>
       <w:r>
         <w:rPr>
@@ -7852,7 +7845,7 @@
         <w:rPr>
           <w:rtl w:val="0"/>
         </w:rPr>
-        <w:t xml:space="preserve">Việc tính toán phát thải khí nhà kính lĩnh vực AFOLU cho năm cơ sở 2020 được thực hiện theo Hướng dẫn IPCC 2006 của Ủy ban liên chính phủ về biến đổi khí hậu. </w:t>
+        <w:t xml:space="preserve">Việc tính toán phát thải khí nhà kính lĩnh vực AFOLU cho năm cơ sở 2022 được thực hiện theo Hướng dẫn IPCC 2006 của Ủy ban liên chính phủ về biến đổi khí hậu. </w:t>
       </w:r>
     </w:p>
     <w:p>
@@ -8438,7 +8431,7 @@
                 <w:color w:val="000000"/>
                 <w:rtl w:val="0"/>
               </w:rPr>
-              <w:t xml:space="preserve">21.825,66</w:t>
+              <w:t>15.697,86</w:t>
             </w:r>
           </w:p>
         </w:tc>
@@ -16602,7 +16595,7 @@
                 <w:color w:val="000000"/>
                 <w:rtl w:val="0"/>
               </w:rPr>
-              <w:t xml:space="preserve"> 2.864,19 </w:t>
+              <w:t xml:space="preserve"> 1.743,63 </w:t>
             </w:r>
           </w:p>
         </w:tc>
@@ -17395,35 +17388,35 @@
                 <w:i w:val="1"/>
                 <w:rtl w:val="0"/>
               </w:rPr>
-              <w:t xml:space="preserve"> 9.343,17 </w:t>
-            </w:r>
-            <w:r>
-              <w:rPr>
-                <w:rtl w:val="0"/>
-              </w:rPr>
-            </w:r>
-          </w:p>
-        </w:tc>
-        <w:tc>
-          <w:tcPr>
-            <w:shd w:fill="ffffff" w:val="clear"/>
-          </w:tcPr>
-          <w:p>
-            <w:pPr>
-              <w:jc w:val="right"/>
-              <w:rPr>
-                <w:b w:val="1"/>
-                <w:i w:val="1"/>
-                <w:color w:val="000000"/>
-              </w:rPr>
-            </w:pPr>
-            <w:r>
-              <w:rPr>
-                <w:b w:val="1"/>
-                <w:i w:val="1"/>
-                <w:rtl w:val="0"/>
-              </w:rPr>
-              <w:t xml:space="preserve"> 9.343,17 </w:t>
+              <w:t xml:space="preserve"> 8.575,55 </w:t>
+            </w:r>
+            <w:r>
+              <w:rPr>
+                <w:rtl w:val="0"/>
+              </w:rPr>
+            </w:r>
+          </w:p>
+        </w:tc>
+        <w:tc>
+          <w:tcPr>
+            <w:shd w:fill="ffffff" w:val="clear"/>
+          </w:tcPr>
+          <w:p>
+            <w:pPr>
+              <w:jc w:val="right"/>
+              <w:rPr>
+                <w:b w:val="1"/>
+                <w:i w:val="1"/>
+                <w:color w:val="000000"/>
+              </w:rPr>
+            </w:pPr>
+            <w:r>
+              <w:rPr>
+                <w:b w:val="1"/>
+                <w:i w:val="1"/>
+                <w:rtl w:val="0"/>
+              </w:rPr>
+              <w:t xml:space="preserve"> 8.575,55 </w:t>
             </w:r>
             <w:r>
               <w:rPr>
@@ -17542,35 +17535,35 @@
                 <w:i w:val="1"/>
                 <w:rtl w:val="0"/>
               </w:rPr>
-              <w:t xml:space="preserve"> 4.159,76 </w:t>
-            </w:r>
-            <w:r>
-              <w:rPr>
-                <w:rtl w:val="0"/>
-              </w:rPr>
-            </w:r>
-          </w:p>
-        </w:tc>
-        <w:tc>
-          <w:tcPr>
-            <w:shd w:fill="ffffff" w:val="clear"/>
-          </w:tcPr>
-          <w:p>
-            <w:pPr>
-              <w:jc w:val="right"/>
-              <w:rPr>
-                <w:b w:val="1"/>
-                <w:i w:val="1"/>
-                <w:color w:val="000000"/>
-              </w:rPr>
-            </w:pPr>
-            <w:r>
-              <w:rPr>
-                <w:b w:val="1"/>
-                <w:i w:val="1"/>
-                <w:rtl w:val="0"/>
-              </w:rPr>
-              <w:t xml:space="preserve"> 4.159,76 </w:t>
+              <w:t xml:space="preserve"> 4.066,47 </w:t>
+            </w:r>
+            <w:r>
+              <w:rPr>
+                <w:rtl w:val="0"/>
+              </w:rPr>
+            </w:r>
+          </w:p>
+        </w:tc>
+        <w:tc>
+          <w:tcPr>
+            <w:shd w:fill="ffffff" w:val="clear"/>
+          </w:tcPr>
+          <w:p>
+            <w:pPr>
+              <w:jc w:val="right"/>
+              <w:rPr>
+                <w:b w:val="1"/>
+                <w:i w:val="1"/>
+                <w:color w:val="000000"/>
+              </w:rPr>
+            </w:pPr>
+            <w:r>
+              <w:rPr>
+                <w:b w:val="1"/>
+                <w:i w:val="1"/>
+                <w:rtl w:val="0"/>
+              </w:rPr>
+              <w:t xml:space="preserve"> 4.066,47 </w:t>
             </w:r>
             <w:r>
               <w:rPr>
@@ -17689,35 +17682,35 @@
                 <w:i w:val="1"/>
                 <w:rtl w:val="0"/>
               </w:rPr>
-              <w:t xml:space="preserve"> 373,02 </w:t>
-            </w:r>
-            <w:r>
-              <w:rPr>
-                <w:rtl w:val="0"/>
-              </w:rPr>
-            </w:r>
-          </w:p>
-        </w:tc>
-        <w:tc>
-          <w:tcPr>
-            <w:shd w:fill="ffffff" w:val="clear"/>
-          </w:tcPr>
-          <w:p>
-            <w:pPr>
-              <w:jc w:val="right"/>
-              <w:rPr>
-                <w:b w:val="1"/>
-                <w:i w:val="1"/>
-                <w:color w:val="000000"/>
-              </w:rPr>
-            </w:pPr>
-            <w:r>
-              <w:rPr>
-                <w:b w:val="1"/>
-                <w:i w:val="1"/>
-                <w:rtl w:val="0"/>
-              </w:rPr>
-              <w:t xml:space="preserve"> 373,02 </w:t>
+              <w:t xml:space="preserve"> 263,80 </w:t>
+            </w:r>
+            <w:r>
+              <w:rPr>
+                <w:rtl w:val="0"/>
+              </w:rPr>
+            </w:r>
+          </w:p>
+        </w:tc>
+        <w:tc>
+          <w:tcPr>
+            <w:shd w:fill="ffffff" w:val="clear"/>
+          </w:tcPr>
+          <w:p>
+            <w:pPr>
+              <w:jc w:val="right"/>
+              <w:rPr>
+                <w:b w:val="1"/>
+                <w:i w:val="1"/>
+                <w:color w:val="000000"/>
+              </w:rPr>
+            </w:pPr>
+            <w:r>
+              <w:rPr>
+                <w:b w:val="1"/>
+                <w:i w:val="1"/>
+                <w:rtl w:val="0"/>
+              </w:rPr>
+              <w:t xml:space="preserve"> 263,80 </w:t>
             </w:r>
             <w:r>
               <w:rPr>
@@ -17798,51 +17791,51 @@
                 <w:color w:val="000000"/>
                 <w:rtl w:val="0"/>
               </w:rPr>
-              <w:t xml:space="preserve"> 47.300,55 </w:t>
-            </w:r>
-          </w:p>
-        </w:tc>
-        <w:tc>
-          <w:tcPr>
-            <w:shd w:fill="ffffff" w:val="clear"/>
-          </w:tcPr>
-          <w:p>
-            <w:pPr>
-              <w:jc w:val="right"/>
-              <w:rPr>
-                <w:b w:val="1"/>
-                <w:i w:val="1"/>
-                <w:color w:val="000000"/>
-              </w:rPr>
-            </w:pPr>
-            <w:r>
-              <w:rPr>
-                <w:rtl w:val="0"/>
-              </w:rPr>
-            </w:r>
-          </w:p>
-        </w:tc>
-        <w:tc>
-          <w:tcPr>
-            <w:shd w:fill="ffffff" w:val="clear"/>
-          </w:tcPr>
-          <w:p>
-            <w:pPr>
-              <w:jc w:val="right"/>
-              <w:rPr>
-                <w:b w:val="1"/>
-                <w:i w:val="1"/>
-                <w:color w:val="000000"/>
-              </w:rPr>
-            </w:pPr>
-            <w:r>
-              <w:rPr>
-                <w:b w:val="1"/>
-                <w:i w:val="1"/>
-                <w:color w:val="000000"/>
-                <w:rtl w:val="0"/>
-              </w:rPr>
-              <w:t xml:space="preserve"> 47.300,55 </w:t>
+              <w:t xml:space="preserve"> 44.593,21 </w:t>
+            </w:r>
+          </w:p>
+        </w:tc>
+        <w:tc>
+          <w:tcPr>
+            <w:shd w:fill="ffffff" w:val="clear"/>
+          </w:tcPr>
+          <w:p>
+            <w:pPr>
+              <w:jc w:val="right"/>
+              <w:rPr>
+                <w:b w:val="1"/>
+                <w:i w:val="1"/>
+                <w:color w:val="000000"/>
+              </w:rPr>
+            </w:pPr>
+            <w:r>
+              <w:rPr>
+                <w:rtl w:val="0"/>
+              </w:rPr>
+            </w:r>
+          </w:p>
+        </w:tc>
+        <w:tc>
+          <w:tcPr>
+            <w:shd w:fill="ffffff" w:val="clear"/>
+          </w:tcPr>
+          <w:p>
+            <w:pPr>
+              <w:jc w:val="right"/>
+              <w:rPr>
+                <w:b w:val="1"/>
+                <w:i w:val="1"/>
+                <w:color w:val="000000"/>
+              </w:rPr>
+            </w:pPr>
+            <w:r>
+              <w:rPr>
+                <w:b w:val="1"/>
+                <w:i w:val="1"/>
+                <w:color w:val="000000"/>
+                <w:rtl w:val="0"/>
+              </w:rPr>
+              <w:t xml:space="preserve"> 44.593,21 </w:t>
             </w:r>
           </w:p>
         </w:tc>
@@ -18165,7 +18158,7 @@
           <w:vertAlign w:val="baseline"/>
           <w:rtl w:val="0"/>
         </w:rPr>
-        <w:t xml:space="preserve">Bảng 2.2. Kết quả QA kết quả tính toánn kiểm kê quốc gia khí nhà kính cho năm 2018, 2020  trong lĩnh vực AFOLU</w:t>
+        <w:t>Bảng 2.2. Kết quả QA kết quả tính toánn kiểm kê quốc gia khí nhà kính cho năm 2018, 2022  trong lĩnh vực AFOLU</w:t>
       </w:r>
     </w:p>
     <w:tbl>
@@ -21407,7 +21400,7 @@
           <w:vertAlign w:val="baseline"/>
           <w:rtl w:val="0"/>
         </w:rPr>
-        <w:t xml:space="preserve">Tổng cục Thống kê, Niên giám Thống kê năm 2016;</w:t>
+        <w:t>Tổng cục Thống kê, Niên giám Thống kê năm 2022;</w:t>
       </w:r>
     </w:p>
     <w:p>

--- a/CĐ17_7.3 Cai thien kiem ke linh vuc AFOLU.docx
+++ b/CĐ17_7.3 Cai thien kiem ke linh vuc AFOLU.docx
@@ -5436,7 +5436,7 @@
                 <w:b w:val="1"/>
                 <w:rtl w:val="0"/>
               </w:rPr>
-              <w:t xml:space="preserve">2020</w:t>
+              <w:t>2022</w:t>
             </w:r>
           </w:p>
         </w:tc>
